--- a/docs/manuals/generated/Prudentia-AI-Operator-Manual.docx
+++ b/docs/manuals/generated/Prudentia-AI-Operator-Manual.docx
@@ -21,7 +21,7 @@
         <w:rPr>
           <w:rFonts w:ascii="Calibri" w:hAnsi="Calibri"/>
         </w:rPr>
-        <w:t>Last updated: 2026-06-30</w:t>
+        <w:t>Last updated: 2026-07-02</w:t>
       </w:r>
     </w:p>
     <w:p>
@@ -978,7 +978,7 @@
         <w:pStyle w:val="ManualCode"/>
       </w:pPr>
       <w:r>
-        <w:t xml:space="preserve">  python -c "import urllib.request; urllib.request.urlopen('http://127.0.0.1:8000/health/live', timeout=2)"</w:t>
+        <w:t xml:space="preserve">  python -c "import urllib.request; urllib.request.urlopen('http://127.0.0.1:8000/health/live', timeout=8)"</w:t>
       </w:r>
     </w:p>
     <w:p>
@@ -2307,7 +2307,7 @@
           <w:rFonts w:ascii="Calibri" w:hAnsi="Calibri"/>
           <w:b/>
         </w:rPr>
-        <w:t>Configs</w:t>
+        <w:t>Runtime Settings</w:t>
       </w:r>
       <w:r>
         <w:rPr>

--- a/docs/manuals/generated/Prudentia-AI-Operator-Manual.docx
+++ b/docs/manuals/generated/Prudentia-AI-Operator-Manual.docx
@@ -527,7 +527,7 @@
         <w:rPr>
           <w:rFonts w:ascii="Calibri" w:hAnsi="Calibri"/>
         </w:rPr>
-        <w:t xml:space="preserve">Important provider warning: the general </w:t>
+        <w:t xml:space="preserve">The general </w:t>
       </w:r>
       <w:r>
         <w:rPr>
@@ -540,20 +540,7 @@
         <w:rPr>
           <w:rFonts w:ascii="Calibri" w:hAnsi="Calibri"/>
         </w:rPr>
-        <w:t xml:space="preserve"> in the repository may default to </w:t>
-      </w:r>
-      <w:r>
-        <w:rPr>
-          <w:rFonts w:ascii="Consolas" w:hAnsi="Consolas"/>
-          <w:sz w:val="19"/>
-        </w:rPr>
-        <w:t>RAG_MODEL_PROVIDER=vllm</w:t>
-      </w:r>
-      <w:r>
-        <w:rPr>
-          <w:rFonts w:ascii="Calibri" w:hAnsi="Calibri"/>
-        </w:rPr>
-        <w:t xml:space="preserve">, but the Windows Ollama-only runbook uses </w:t>
+        <w:t xml:space="preserve"> and the Windows air-gap example both bootstrap with </w:t>
       </w:r>
       <w:r>
         <w:rPr>
@@ -566,7 +553,20 @@
         <w:rPr>
           <w:rFonts w:ascii="Calibri" w:hAnsi="Calibri"/>
         </w:rPr>
-        <w:t>. Use the airgap environment file for the offline Windows deployment.</w:t>
+        <w:t xml:space="preserve">. If an administrator has already saved a workspace RAG configuration, that saved record remains active until </w:t>
+      </w:r>
+      <w:r>
+        <w:rPr>
+          <w:rFonts w:ascii="Calibri" w:hAnsi="Calibri"/>
+          <w:b/>
+        </w:rPr>
+        <w:t>Restore deployment defaults</w:t>
+      </w:r>
+      <w:r>
+        <w:rPr>
+          <w:rFonts w:ascii="Calibri" w:hAnsi="Calibri"/>
+        </w:rPr>
+        <w:t xml:space="preserve"> is used in Runtime Settings.</w:t>
       </w:r>
     </w:p>
     <w:p>
@@ -3181,7 +3181,7 @@
         <w:pStyle w:val="ManualCode"/>
       </w:pPr>
       <w:r>
-        <w:t xml:space="preserve">  python -m rag_ingestion.ops.prewarm_docling --verify-only</w:t>
+        <w:t xml:space="preserve">  python -m rag.ingestion.ops.prewarm_docling --verify-only</w:t>
       </w:r>
     </w:p>
     <w:p>

--- a/docs/manuals/generated/Prudentia-AI-Operator-Manual.docx
+++ b/docs/manuals/generated/Prudentia-AI-Operator-Manual.docx
@@ -21,7 +21,7 @@
         <w:rPr>
           <w:rFonts w:ascii="Calibri" w:hAnsi="Calibri"/>
         </w:rPr>
-        <w:t>Last updated: 2026-07-02</w:t>
+        <w:t>Last updated: 2026-09-09</w:t>
       </w:r>
     </w:p>
     <w:p>
@@ -181,6 +181,108 @@
       </w:pPr>
       <w:r>
         <w:t>http://localhost:3000/api/v1</w:t>
+      </w:r>
+    </w:p>
+    <w:p>
+      <w:pPr>
+        <w:pStyle w:val="Heading3"/>
+      </w:pPr>
+      <w:r>
+        <w:rPr>
+          <w:rFonts w:ascii="Calibri" w:hAnsi="Calibri"/>
+        </w:rPr>
+        <w:t>Citation protocol rollout</w:t>
+      </w:r>
+    </w:p>
+    <w:p>
+      <w:r>
+        <w:rPr>
+          <w:rFonts w:ascii="Calibri" w:hAnsi="Calibri"/>
+        </w:rPr>
+        <w:t>Normal chat uses single-pass generation and local quote matching. Adaptive and Never faithfulness policies make no citation judge or answer-repair calls. Strict (Always), forced internal verification, and artifact verification retain model-based support checks with the configured deadline and bounded repair.</w:t>
+      </w:r>
+    </w:p>
+    <w:p>
+      <w:r>
+        <w:rPr>
+          <w:rFonts w:ascii="Calibri" w:hAnsi="Calibri"/>
+        </w:rPr>
+        <w:t xml:space="preserve">Distinguish </w:t>
+      </w:r>
+      <w:r>
+        <w:rPr>
+          <w:rFonts w:ascii="Consolas" w:hAnsi="Consolas"/>
+          <w:sz w:val="19"/>
+        </w:rPr>
+        <w:t>source_matched</w:t>
+      </w:r>
+      <w:r>
+        <w:rPr>
+          <w:rFonts w:ascii="Calibri" w:hAnsi="Calibri"/>
+        </w:rPr>
+        <w:t xml:space="preserve"> from semantic </w:t>
+      </w:r>
+      <w:r>
+        <w:rPr>
+          <w:rFonts w:ascii="Consolas" w:hAnsi="Consolas"/>
+          <w:sz w:val="19"/>
+        </w:rPr>
+        <w:t>verified</w:t>
+      </w:r>
+      <w:r>
+        <w:rPr>
+          <w:rFonts w:ascii="Calibri" w:hAnsi="Calibri"/>
+        </w:rPr>
+        <w:t xml:space="preserve"> in logs and evaluations. An </w:t>
+      </w:r>
+      <w:r>
+        <w:rPr>
+          <w:rFonts w:ascii="Consolas" w:hAnsi="Consolas"/>
+          <w:sz w:val="19"/>
+        </w:rPr>
+        <w:t>unverified</w:t>
+      </w:r>
+      <w:r>
+        <w:rPr>
+          <w:rFonts w:ascii="Calibri" w:hAnsi="Calibri"/>
+        </w:rPr>
+        <w:t xml:space="preserve"> local result preserves the answer with incomplete-match labeling; source-access and revision failures still block delivery. Measure time to first text and total generation separately from optional semantic verification. Provider connection failures can still prevent generation in either mode.</w:t>
+      </w:r>
+    </w:p>
+    <w:p>
+      <w:r>
+        <w:rPr>
+          <w:rFonts w:ascii="Calibri" w:hAnsi="Calibri"/>
+        </w:rPr>
+        <w:t>Previously indexed documents may lack original-text provenance. Reingest selected documents explicitly to populate native/OCR/generated span classifications and revision identity; this upgrade does not automatically reingest the corpus. Missing caches still fail under the airgap policy. Do not download models during a query to make verification succeed.</w:t>
+      </w:r>
+    </w:p>
+    <w:p>
+      <w:r>
+        <w:rPr>
+          <w:rFonts w:ascii="Consolas" w:hAnsi="Consolas"/>
+          <w:sz w:val="19"/>
+        </w:rPr>
+        <w:t>source_revision_unavailable</w:t>
+      </w:r>
+      <w:r>
+        <w:rPr>
+          <w:rFonts w:ascii="Calibri" w:hAnsi="Calibri"/>
+        </w:rPr>
+        <w:t xml:space="preserve"> means the cited generation, file or evidence no longer matches, or the evidence is no longer accessible. Investigate the source's lifecycle and ingestion state without substituting a newer file into an old citation. Historic file retention is unchanged. An </w:t>
+      </w:r>
+      <w:r>
+        <w:rPr>
+          <w:rFonts w:ascii="Consolas" w:hAnsi="Consolas"/>
+          <w:sz w:val="19"/>
+        </w:rPr>
+        <w:t>artifact_citation_verification_failed</w:t>
+      </w:r>
+      <w:r>
+        <w:rPr>
+          <w:rFonts w:ascii="Calibri" w:hAnsi="Calibri"/>
+        </w:rPr>
+        <w:t xml:space="preserve"> job has exhausted its single citation repair and ends without publishing unsupported files; queue redelivery does not repeat that repair. A user can explicitly retry after the underlying issue is resolved.</w:t>
       </w:r>
     </w:p>
     <w:p>
@@ -970,6 +1072,14 @@
         <w:pStyle w:val="ManualCode"/>
       </w:pPr>
       <w:r>
+        <w:t>$ApiHealth = "http://127.0.0.1:8000/health/live"</w:t>
+      </w:r>
+    </w:p>
+    <w:p>
+      <w:pPr>
+        <w:pStyle w:val="ManualCode"/>
+      </w:pPr>
+      <w:r>
         <w:t>docker compose --env-file .env.windows-airgap exec api `</w:t>
       </w:r>
     </w:p>
@@ -978,7 +1088,7 @@
         <w:pStyle w:val="ManualCode"/>
       </w:pPr>
       <w:r>
-        <w:t xml:space="preserve">  python -c "import urllib.request; urllib.request.urlopen('http://127.0.0.1:8000/health/live', timeout=8)"</w:t>
+        <w:t xml:space="preserve">  python -c "import urllib.request as u;print(u.urlopen('$ApiHealth').status)"</w:t>
       </w:r>
     </w:p>
     <w:p>
@@ -1018,7 +1128,7 @@
         <w:pStyle w:val="ManualCode"/>
       </w:pPr>
       <w:r>
-        <w:t xml:space="preserve">  python -c "import urllib.request; print(urllib.request.urlopen('http://host.docker.internal:11434/api/tags', timeout=5).read().decode()[:1000])"</w:t>
+        <w:t xml:space="preserve">  python -c "import socket;socket.create_connection(('host.docker.internal',11434),5)"</w:t>
       </w:r>
     </w:p>
     <w:p>
@@ -2844,6 +2954,161 @@
               <w:rPr>
                 <w:rFonts w:ascii="Calibri" w:hAnsi="Calibri"/>
               </w:rPr>
+              <w:t>PPTX ingestion reports renderer missing</w:t>
+            </w:r>
+          </w:p>
+        </w:tc>
+        <w:tc>
+          <w:tcPr>
+            <w:tcW w:type="dxa" w:w="3260"/>
+            <w:vAlign w:val="center"/>
+            <w:tcMar>
+              <w:top w:w="80" w:type="dxa"/>
+              <w:bottom w:w="80" w:type="dxa"/>
+              <w:start w:w="120" w:type="dxa"/>
+              <w:end w:w="120" w:type="dxa"/>
+            </w:tcMar>
+          </w:tcPr>
+          <w:p>
+            <w:pPr>
+              <w:spacing w:after="0"/>
+            </w:pPr>
+            <w:r>
+              <w:rPr>
+                <w:rFonts w:ascii="Calibri" w:hAnsi="Calibri"/>
+              </w:rPr>
+              <w:t>LibreOffice Impress is absent from the document-pipeline image</w:t>
+            </w:r>
+          </w:p>
+        </w:tc>
+        <w:tc>
+          <w:tcPr>
+            <w:tcW w:type="dxa" w:w="4000"/>
+            <w:vAlign w:val="center"/>
+            <w:tcMar>
+              <w:top w:w="80" w:type="dxa"/>
+              <w:bottom w:w="80" w:type="dxa"/>
+              <w:start w:w="120" w:type="dxa"/>
+              <w:end w:w="120" w:type="dxa"/>
+            </w:tcMar>
+          </w:tcPr>
+          <w:p>
+            <w:pPr>
+              <w:spacing w:after="0"/>
+            </w:pPr>
+            <w:r>
+              <w:rPr>
+                <w:rFonts w:ascii="Calibri" w:hAnsi="Calibri"/>
+              </w:rPr>
+              <w:t xml:space="preserve">Rebuild the ingestion-worker image and verify </w:t>
+            </w:r>
+            <w:r>
+              <w:rPr>
+                <w:rFonts w:ascii="Consolas" w:hAnsi="Consolas"/>
+                <w:sz w:val="19"/>
+              </w:rPr>
+              <w:t>soffice --version</w:t>
+            </w:r>
+            <w:r>
+              <w:rPr>
+                <w:rFonts w:ascii="Calibri" w:hAnsi="Calibri"/>
+              </w:rPr>
+              <w:t xml:space="preserve"> inside it.</w:t>
+            </w:r>
+          </w:p>
+        </w:tc>
+      </w:tr>
+      <w:tr>
+        <w:tc>
+          <w:tcPr>
+            <w:tcW w:type="dxa" w:w="2100"/>
+            <w:vAlign w:val="center"/>
+            <w:tcMar>
+              <w:top w:w="80" w:type="dxa"/>
+              <w:bottom w:w="80" w:type="dxa"/>
+              <w:start w:w="120" w:type="dxa"/>
+              <w:end w:w="120" w:type="dxa"/>
+            </w:tcMar>
+          </w:tcPr>
+          <w:p>
+            <w:pPr>
+              <w:spacing w:after="0"/>
+            </w:pPr>
+            <w:r>
+              <w:rPr>
+                <w:rFonts w:ascii="Calibri" w:hAnsi="Calibri"/>
+              </w:rPr>
+              <w:t>PPTX visual analysis fails</w:t>
+            </w:r>
+          </w:p>
+        </w:tc>
+        <w:tc>
+          <w:tcPr>
+            <w:tcW w:type="dxa" w:w="3260"/>
+            <w:vAlign w:val="center"/>
+            <w:tcMar>
+              <w:top w:w="80" w:type="dxa"/>
+              <w:bottom w:w="80" w:type="dxa"/>
+              <w:start w:w="120" w:type="dxa"/>
+              <w:end w:w="120" w:type="dxa"/>
+            </w:tcMar>
+          </w:tcPr>
+          <w:p>
+            <w:pPr>
+              <w:spacing w:after="0"/>
+            </w:pPr>
+            <w:r>
+              <w:rPr>
+                <w:rFonts w:ascii="Calibri" w:hAnsi="Calibri"/>
+              </w:rPr>
+              <w:t>Slide render, vision endpoint, or model unavailable</w:t>
+            </w:r>
+          </w:p>
+        </w:tc>
+        <w:tc>
+          <w:tcPr>
+            <w:tcW w:type="dxa" w:w="4000"/>
+            <w:vAlign w:val="center"/>
+            <w:tcMar>
+              <w:top w:w="80" w:type="dxa"/>
+              <w:bottom w:w="80" w:type="dxa"/>
+              <w:start w:w="120" w:type="dxa"/>
+              <w:end w:w="120" w:type="dxa"/>
+            </w:tcMar>
+          </w:tcPr>
+          <w:p>
+            <w:pPr>
+              <w:spacing w:after="0"/>
+            </w:pPr>
+            <w:r>
+              <w:rPr>
+                <w:rFonts w:ascii="Calibri" w:hAnsi="Calibri"/>
+              </w:rPr>
+              <w:t>Check ingestion-worker logs, LibreOffice, and the configured vision model endpoint.</w:t>
+            </w:r>
+          </w:p>
+        </w:tc>
+      </w:tr>
+      <w:tr>
+        <w:tc>
+          <w:tcPr>
+            <w:tcW w:type="dxa" w:w="2100"/>
+            <w:vAlign w:val="center"/>
+            <w:tcMar>
+              <w:top w:w="80" w:type="dxa"/>
+              <w:bottom w:w="80" w:type="dxa"/>
+              <w:start w:w="120" w:type="dxa"/>
+              <w:end w:w="120" w:type="dxa"/>
+            </w:tcMar>
+          </w:tcPr>
+          <w:p>
+            <w:pPr>
+              <w:spacing w:after="0"/>
+            </w:pPr>
+            <w:r>
+              <w:rPr>
+                <w:rFonts w:ascii="Calibri" w:hAnsi="Calibri"/>
+              </w:rPr>
               <w:t>Reranking fails</w:t>
             </w:r>
           </w:p>
@@ -3103,6 +3368,77 @@
               <w:rPr>
                 <w:rFonts w:ascii="Calibri" w:hAnsi="Calibri"/>
               </w:rPr>
+              <w:t>Live DB asks for a database</w:t>
+            </w:r>
+          </w:p>
+        </w:tc>
+        <w:tc>
+          <w:tcPr>
+            <w:tcW w:type="dxa" w:w="3260"/>
+            <w:vAlign w:val="center"/>
+            <w:tcMar>
+              <w:top w:w="80" w:type="dxa"/>
+              <w:bottom w:w="80" w:type="dxa"/>
+              <w:start w:w="120" w:type="dxa"/>
+              <w:end w:w="120" w:type="dxa"/>
+            </w:tcMar>
+          </w:tcPr>
+          <w:p>
+            <w:pPr>
+              <w:spacing w:after="0"/>
+            </w:pPr>
+            <w:r>
+              <w:rPr>
+                <w:rFonts w:ascii="Calibri" w:hAnsi="Calibri"/>
+              </w:rPr>
+              <w:t>Routing metadata is missing or multiple catalogs match</w:t>
+            </w:r>
+          </w:p>
+        </w:tc>
+        <w:tc>
+          <w:tcPr>
+            <w:tcW w:type="dxa" w:w="4000"/>
+            <w:vAlign w:val="center"/>
+            <w:tcMar>
+              <w:top w:w="80" w:type="dxa"/>
+              <w:bottom w:w="80" w:type="dxa"/>
+              <w:start w:w="120" w:type="dxa"/>
+              <w:end w:w="120" w:type="dxa"/>
+            </w:tcMar>
+          </w:tcPr>
+          <w:p>
+            <w:pPr>
+              <w:spacing w:after="0"/>
+            </w:pPr>
+            <w:r>
+              <w:rPr>
+                <w:rFonts w:ascii="Calibri" w:hAnsi="Calibri"/>
+              </w:rPr>
+              <w:t>Review each approved catalog's description, entities, metrics, examples, and exclusions.</w:t>
+            </w:r>
+          </w:p>
+        </w:tc>
+      </w:tr>
+      <w:tr>
+        <w:tc>
+          <w:tcPr>
+            <w:tcW w:type="dxa" w:w="2100"/>
+            <w:vAlign w:val="center"/>
+            <w:tcMar>
+              <w:top w:w="80" w:type="dxa"/>
+              <w:bottom w:w="80" w:type="dxa"/>
+              <w:start w:w="120" w:type="dxa"/>
+              <w:end w:w="120" w:type="dxa"/>
+            </w:tcMar>
+          </w:tcPr>
+          <w:p>
+            <w:pPr>
+              <w:spacing w:after="0"/>
+            </w:pPr>
+            <w:r>
+              <w:rPr>
+                <w:rFonts w:ascii="Calibri" w:hAnsi="Calibri"/>
+              </w:rPr>
               <w:t>Live DB query fails</w:t>
             </w:r>
           </w:p>
@@ -3126,7 +3462,7 @@
               <w:rPr>
                 <w:rFonts w:ascii="Calibri" w:hAnsi="Calibri"/>
               </w:rPr>
-              <w:t>Connector target unreachable or catalog mismatch</w:t>
+              <w:t>Connector target unreachable, generated SQL rejected, or catalog mismatch</w:t>
             </w:r>
           </w:p>
         </w:tc>
@@ -3149,7 +3485,46 @@
               <w:rPr>
                 <w:rFonts w:ascii="Calibri" w:hAnsi="Calibri"/>
               </w:rPr>
-              <w:t>Verify network route, credentials, approved catalog, and timeout.</w:t>
+              <w:t xml:space="preserve">Check source-routing and </w:t>
+            </w:r>
+            <w:r>
+              <w:rPr>
+                <w:rFonts w:ascii="Consolas" w:hAnsi="Consolas"/>
+                <w:sz w:val="19"/>
+              </w:rPr>
+              <w:t>sql_generation</w:t>
+            </w:r>
+            <w:r>
+              <w:rPr>
+                <w:rFonts w:ascii="Calibri" w:hAnsi="Calibri"/>
+              </w:rPr>
+              <w:t xml:space="preserve">, </w:t>
+            </w:r>
+            <w:r>
+              <w:rPr>
+                <w:rFonts w:ascii="Consolas" w:hAnsi="Consolas"/>
+                <w:sz w:val="19"/>
+              </w:rPr>
+              <w:t>sql_validation</w:t>
+            </w:r>
+            <w:r>
+              <w:rPr>
+                <w:rFonts w:ascii="Calibri" w:hAnsi="Calibri"/>
+              </w:rPr>
+              <w:t xml:space="preserve">, and </w:t>
+            </w:r>
+            <w:r>
+              <w:rPr>
+                <w:rFonts w:ascii="Consolas" w:hAnsi="Consolas"/>
+                <w:sz w:val="19"/>
+              </w:rPr>
+              <w:t>sql_execution</w:t>
+            </w:r>
+            <w:r>
+              <w:rPr>
+                <w:rFonts w:ascii="Calibri" w:hAnsi="Calibri"/>
+              </w:rPr>
+              <w:t xml:space="preserve"> timings; verify network route, credentials, approved catalog, and timeout.</w:t>
             </w:r>
           </w:p>
         </w:tc>
